--- a/notes/alcoholvariables_jan26release.docx
+++ b/notes/alcoholvariables_jan26release.docx
@@ -122,10 +122,7 @@
     </w:p>
     <w:p>
       <w:r>
-        <w:t>ALCOHOL_CHG_</w:t>
-      </w:r>
-      <w:r>
-        <w:t>REDUCE_REASON_1_1</w:t>
+        <w:t>ALCOHOL_CHG_REDUCE_REASON_1_1</w:t>
       </w:r>
     </w:p>
     <w:p>
@@ -138,16 +135,7 @@
     </w:p>
     <w:p>
       <w:r>
-        <w:t>ALCOHOL_CHG_REDUCE_REASON_</w:t>
-      </w:r>
-      <w:r>
-        <w:t>2</w:t>
-      </w:r>
-      <w:r>
-        <w:t>_</w:t>
-      </w:r>
-      <w:r>
-        <w:t>M</w:t>
+        <w:t>ALCOHOL_CHG_REDUCE_REASON_2_M</w:t>
       </w:r>
     </w:p>
     <w:p>
@@ -159,9 +147,543 @@
       </w:r>
     </w:p>
     <w:p>
+      <w:r>
+        <w:t>ALCOHOL_CURR_1_1</w:t>
+      </w:r>
+    </w:p>
+    <w:p>
+      <w:r>
+        <w:t>About how often do you drink alcohol? 1.8mil</w:t>
+      </w:r>
+    </w:p>
+    <w:p>
+      <w:r>
+        <w:t>Daily, 3-4 times a week, 1-2 a week, 1-3 times a month, special occasions only, never</w:t>
+      </w:r>
+    </w:p>
+    <w:p>
+      <w:r>
+        <w:t>ALCOHOL_FOOD_1_1</w:t>
+      </w:r>
+    </w:p>
+    <w:p>
+      <w:r>
+        <w:t>When you drink alcohol is it usually with meals? ~1.5mil (yes no it varies)</w:t>
+      </w:r>
+    </w:p>
+    <w:p>
+      <w:r>
+        <w:t>ALCOHOL_OTHER_MTH_1_1</w:t>
+      </w:r>
+    </w:p>
+    <w:p>
+      <w:r>
+        <w:t>In an average MONTH, how many glasses of other alcoholic drinks (such as alcopops) would you drink</w:t>
+      </w:r>
+      <w:r>
+        <w:t>? ~20k</w:t>
+      </w:r>
+    </w:p>
+    <w:p>
+      <w:r>
+        <w:t>ALCOHOL_OTHER_MTH_2</w:t>
+      </w:r>
+      <w:r>
+        <w:t>_1</w:t>
+      </w:r>
+    </w:p>
+    <w:p>
+      <w:r>
+        <w:t>In an average MONTH, how many glasses of other alcoholic drinks (such as alcopops) would you drink</w:t>
+      </w:r>
+      <w:r>
+        <w:t>? ~60</w:t>
+      </w:r>
+      <w:r>
+        <w:t>0k</w:t>
+      </w:r>
+    </w:p>
+    <w:p>
+      <w:r>
+        <w:lastRenderedPageBreak/>
+        <w:t>ALCOHOL_OTHER_</w:t>
+      </w:r>
+      <w:r>
+        <w:t>WK_1</w:t>
+      </w:r>
+      <w:r>
+        <w:t>_1</w:t>
+      </w:r>
+    </w:p>
+    <w:p>
+      <w:r>
+        <w:t xml:space="preserve">In an average </w:t>
+      </w:r>
+      <w:r>
+        <w:t>WEEK</w:t>
+      </w:r>
+      <w:r>
+        <w:t>, how many glasses of other alcoholic drinks (such as alcopops) would you drink</w:t>
+      </w:r>
+      <w:r>
+        <w:t>? ~</w:t>
+      </w:r>
+      <w:r>
+        <w:t>1mil</w:t>
+      </w:r>
+    </w:p>
+    <w:p>
+      <w:r>
+        <w:t>ALCOHOL_PREV_1_1</w:t>
+      </w:r>
+    </w:p>
+    <w:p>
+      <w:r>
+        <w:t>Did you previously drink alcohol? ~ 200k</w:t>
+      </w:r>
+    </w:p>
+    <w:p>
+      <w:r>
+        <w:t>Yes or no</w:t>
+      </w:r>
       <w:bookmarkStart w:id="0" w:name="_GoBack"/>
       <w:bookmarkEnd w:id="0"/>
     </w:p>
+    <w:p>
+      <w:r>
+        <w:t>ALCOHOL_</w:t>
+      </w:r>
+      <w:r>
+        <w:t>SPIRITS</w:t>
+      </w:r>
+      <w:r>
+        <w:t>_MTH_1_1</w:t>
+      </w:r>
+    </w:p>
+    <w:p>
+      <w:r>
+        <w:t xml:space="preserve">In an average MONTH, how many </w:t>
+      </w:r>
+      <w:r>
+        <w:t xml:space="preserve">measures of spirits or liqueurs </w:t>
+      </w:r>
+      <w:r>
+        <w:t>would you drink</w:t>
+      </w:r>
+      <w:r>
+        <w:t>? ~20k</w:t>
+      </w:r>
+    </w:p>
+    <w:p>
+      <w:r>
+        <w:t>ALCOHOL_</w:t>
+      </w:r>
+      <w:r>
+        <w:t xml:space="preserve"> </w:t>
+      </w:r>
+      <w:r>
+        <w:t>SPIRITS</w:t>
+      </w:r>
+      <w:r>
+        <w:t xml:space="preserve"> </w:t>
+      </w:r>
+      <w:r>
+        <w:t>_MTH_2_1</w:t>
+      </w:r>
+    </w:p>
+    <w:p>
+      <w:r>
+        <w:t xml:space="preserve">In an average MONTH, how many </w:t>
+      </w:r>
+      <w:r>
+        <w:t xml:space="preserve">measures of spirits or liqueurs </w:t>
+      </w:r>
+      <w:r>
+        <w:t>would you drink</w:t>
+      </w:r>
+      <w:r>
+        <w:t>? ~600k</w:t>
+      </w:r>
+    </w:p>
+    <w:p>
+      <w:r>
+        <w:t>ALCOHOL_</w:t>
+      </w:r>
+      <w:r>
+        <w:t xml:space="preserve"> </w:t>
+      </w:r>
+      <w:r>
+        <w:t>SPIRITS</w:t>
+      </w:r>
+      <w:r>
+        <w:t xml:space="preserve"> </w:t>
+      </w:r>
+      <w:r>
+        <w:t>_WK_1_1</w:t>
+      </w:r>
+    </w:p>
+    <w:p>
+      <w:r>
+        <w:t xml:space="preserve">In an average </w:t>
+      </w:r>
+      <w:r>
+        <w:t>WEEK</w:t>
+      </w:r>
+      <w:r>
+        <w:t xml:space="preserve">, how many </w:t>
+      </w:r>
+      <w:r>
+        <w:t xml:space="preserve">measures of spirits or liqueurs </w:t>
+      </w:r>
+      <w:r>
+        <w:t>would you drink</w:t>
+      </w:r>
+      <w:r>
+        <w:t>? ~1mil</w:t>
+      </w:r>
+    </w:p>
+    <w:p>
+      <w:r>
+        <w:t>ALCOHOL_</w:t>
+      </w:r>
+      <w:r>
+        <w:t>WINE_FORT</w:t>
+      </w:r>
+      <w:r>
+        <w:t>_MTH_1_1</w:t>
+      </w:r>
+    </w:p>
+    <w:p>
+      <w:r>
+        <w:t xml:space="preserve">In an average MONTH, how many </w:t>
+      </w:r>
+      <w:r>
+        <w:t xml:space="preserve">glasses of fortified wine </w:t>
+      </w:r>
+      <w:r>
+        <w:t>would you drink</w:t>
+      </w:r>
+      <w:r>
+        <w:t>? ~20k</w:t>
+      </w:r>
+    </w:p>
+    <w:p>
+      <w:r>
+        <w:t>ALCOHOL_</w:t>
+      </w:r>
+      <w:r>
+        <w:t xml:space="preserve"> </w:t>
+      </w:r>
+      <w:r>
+        <w:t>WINE_FORT</w:t>
+      </w:r>
+      <w:r>
+        <w:t xml:space="preserve"> </w:t>
+      </w:r>
+      <w:r>
+        <w:t>_MTH_2_1</w:t>
+      </w:r>
+    </w:p>
+    <w:p>
+      <w:r>
+        <w:t xml:space="preserve">In an average MONTH, how many </w:t>
+      </w:r>
+      <w:r>
+        <w:t xml:space="preserve">glasses of fortified wine </w:t>
+      </w:r>
+      <w:r>
+        <w:t>would you drink</w:t>
+      </w:r>
+      <w:r>
+        <w:t>? ~600k</w:t>
+      </w:r>
+    </w:p>
+    <w:p>
+      <w:r>
+        <w:t>ALCOHOL_</w:t>
+      </w:r>
+      <w:r>
+        <w:t xml:space="preserve"> </w:t>
+      </w:r>
+      <w:r>
+        <w:t>WINE_FORT</w:t>
+      </w:r>
+      <w:r>
+        <w:t xml:space="preserve"> </w:t>
+      </w:r>
+      <w:r>
+        <w:t>_WK_1_1</w:t>
+      </w:r>
+    </w:p>
+    <w:p>
+      <w:r>
+        <w:t xml:space="preserve">In an average </w:t>
+      </w:r>
+      <w:r>
+        <w:t>WEEK</w:t>
+      </w:r>
+      <w:r>
+        <w:t xml:space="preserve">, how many </w:t>
+      </w:r>
+      <w:r>
+        <w:t xml:space="preserve">glasses of fortified wine </w:t>
+      </w:r>
+      <w:r>
+        <w:t>would you drink</w:t>
+      </w:r>
+      <w:r>
+        <w:t>? ~1mil</w:t>
+      </w:r>
+    </w:p>
+    <w:p>
+      <w:r>
+        <w:t>ALCOHOL_</w:t>
+      </w:r>
+      <w:r>
+        <w:t>WINE_RED</w:t>
+      </w:r>
+      <w:r>
+        <w:t>_MTH_1_1</w:t>
+      </w:r>
+    </w:p>
+    <w:p>
+      <w:r>
+        <w:t xml:space="preserve">In an average MONTH, how many </w:t>
+      </w:r>
+      <w:r>
+        <w:t xml:space="preserve">glasses of </w:t>
+      </w:r>
+      <w:r>
+        <w:t>red</w:t>
+      </w:r>
+      <w:r>
+        <w:t xml:space="preserve"> wine </w:t>
+      </w:r>
+      <w:r>
+        <w:t>would you drink</w:t>
+      </w:r>
+      <w:r>
+        <w:t>? ~20k</w:t>
+      </w:r>
+    </w:p>
+    <w:p>
+      <w:r>
+        <w:t>ALCOHOL_</w:t>
+      </w:r>
+      <w:r>
+        <w:t xml:space="preserve"> </w:t>
+      </w:r>
+      <w:r>
+        <w:t>WINE_</w:t>
+      </w:r>
+      <w:r>
+        <w:t>RED</w:t>
+      </w:r>
+      <w:r>
+        <w:t xml:space="preserve"> _MTH_2_1</w:t>
+      </w:r>
+    </w:p>
+    <w:p>
+      <w:r>
+        <w:t xml:space="preserve">In an average MONTH, how many </w:t>
+      </w:r>
+      <w:r>
+        <w:t xml:space="preserve">glasses of </w:t>
+      </w:r>
+      <w:r>
+        <w:t>red</w:t>
+      </w:r>
+      <w:r>
+        <w:t xml:space="preserve"> wine </w:t>
+      </w:r>
+      <w:r>
+        <w:t>would you drink</w:t>
+      </w:r>
+      <w:r>
+        <w:t>? ~600k</w:t>
+      </w:r>
+    </w:p>
+    <w:p>
+      <w:r>
+        <w:t>ALCOHOL_</w:t>
+      </w:r>
+      <w:r>
+        <w:t xml:space="preserve"> </w:t>
+      </w:r>
+      <w:r>
+        <w:t>WINE_</w:t>
+      </w:r>
+      <w:r>
+        <w:t>RED</w:t>
+      </w:r>
+      <w:r>
+        <w:t xml:space="preserve"> _WK_1_1</w:t>
+      </w:r>
+    </w:p>
+    <w:p>
+      <w:r>
+        <w:t xml:space="preserve">In an average </w:t>
+      </w:r>
+      <w:r>
+        <w:t>WEEK</w:t>
+      </w:r>
+      <w:r>
+        <w:t xml:space="preserve">, how many </w:t>
+      </w:r>
+      <w:r>
+        <w:t xml:space="preserve">glasses of </w:t>
+      </w:r>
+      <w:r>
+        <w:t>red</w:t>
+      </w:r>
+      <w:r>
+        <w:t xml:space="preserve"> wine </w:t>
+      </w:r>
+      <w:r>
+        <w:t>would you drink</w:t>
+      </w:r>
+      <w:r>
+        <w:t>? ~</w:t>
+      </w:r>
+      <w:r>
+        <w:t>1mil</w:t>
+      </w:r>
+    </w:p>
+    <w:p>
+      <w:r>
+        <w:t>ALCOHOL_WINE_</w:t>
+      </w:r>
+      <w:r>
+        <w:t>WHITE</w:t>
+      </w:r>
+      <w:r>
+        <w:t>_MTH_1_1</w:t>
+      </w:r>
+    </w:p>
+    <w:p>
+      <w:r>
+        <w:t xml:space="preserve">In an average MONTH, how many </w:t>
+      </w:r>
+      <w:r>
+        <w:t xml:space="preserve">glasses of </w:t>
+      </w:r>
+      <w:r>
+        <w:t>white</w:t>
+      </w:r>
+      <w:r>
+        <w:t xml:space="preserve"> wine</w:t>
+      </w:r>
+      <w:r>
+        <w:t xml:space="preserve"> or champagne</w:t>
+      </w:r>
+      <w:r>
+        <w:t xml:space="preserve"> </w:t>
+      </w:r>
+      <w:r>
+        <w:t>would you drink</w:t>
+      </w:r>
+      <w:r>
+        <w:t>? ~20k</w:t>
+      </w:r>
+    </w:p>
+    <w:p>
+      <w:r>
+        <w:t>ALCOHOL_</w:t>
+      </w:r>
+      <w:r>
+        <w:t xml:space="preserve"> </w:t>
+      </w:r>
+      <w:r>
+        <w:t>WINE_</w:t>
+      </w:r>
+      <w:r>
+        <w:t>WHITE</w:t>
+      </w:r>
+      <w:r>
+        <w:t xml:space="preserve"> _MTH_2_1</w:t>
+      </w:r>
+    </w:p>
+    <w:p>
+      <w:r>
+        <w:t xml:space="preserve">In an average MONTH, how many </w:t>
+      </w:r>
+      <w:r>
+        <w:t xml:space="preserve">glasses of </w:t>
+      </w:r>
+      <w:r>
+        <w:t>white</w:t>
+      </w:r>
+      <w:r>
+        <w:t xml:space="preserve"> wine</w:t>
+      </w:r>
+      <w:r>
+        <w:t xml:space="preserve"> or champagne</w:t>
+      </w:r>
+      <w:r>
+        <w:t xml:space="preserve"> </w:t>
+      </w:r>
+      <w:r>
+        <w:t>would you drink</w:t>
+      </w:r>
+      <w:r>
+        <w:t>? ~600k</w:t>
+      </w:r>
+    </w:p>
+    <w:p>
+      <w:r>
+        <w:lastRenderedPageBreak/>
+        <w:t>ALCOHOL_</w:t>
+      </w:r>
+      <w:r>
+        <w:t xml:space="preserve"> </w:t>
+      </w:r>
+      <w:r>
+        <w:t>WINE_</w:t>
+      </w:r>
+      <w:r>
+        <w:t>WHITE</w:t>
+      </w:r>
+      <w:r>
+        <w:t xml:space="preserve"> _WK_1_1</w:t>
+      </w:r>
+    </w:p>
+    <w:p>
+      <w:r>
+        <w:t xml:space="preserve">In an average </w:t>
+      </w:r>
+      <w:r>
+        <w:t>WEEK</w:t>
+      </w:r>
+      <w:r>
+        <w:t xml:space="preserve">, how many </w:t>
+      </w:r>
+      <w:r>
+        <w:t xml:space="preserve">glasses of </w:t>
+      </w:r>
+      <w:r>
+        <w:t>white</w:t>
+      </w:r>
+      <w:r>
+        <w:t xml:space="preserve"> wine</w:t>
+      </w:r>
+      <w:r>
+        <w:t xml:space="preserve"> or champagne</w:t>
+      </w:r>
+      <w:r>
+        <w:t xml:space="preserve"> </w:t>
+      </w:r>
+      <w:r>
+        <w:t>would you drink</w:t>
+      </w:r>
+      <w:r>
+        <w:t>? ~1mil</w:t>
+      </w:r>
+    </w:p>
+    <w:p/>
+    <w:p/>
+    <w:p/>
+    <w:p/>
+    <w:p/>
     <w:p/>
     <w:p/>
     <w:p/>
